--- a/legal/lawyer/Matkon_Terms_of_Use_EN_for_counsel.docx
+++ b/legal/lawyer/Matkon_Terms_of_Use_EN_for_counsel.docx
@@ -54,7 +54,7 @@
           <w:b/>
           <w:bCs/>
         </w:rPr>
-        <w:t xml:space="preserve">Last updated: [to be set at publication]</w:t>
+        <w:t xml:space="preserve">Last updated: July 20, 2026</w:t>
       </w:r>
     </w:p>
     <w:p>
